--- a/arbeitsblaetter/Kapitel_01_Erste_Schritte_Information_Aufgabenblatt.docx
+++ b/arbeitsblaetter/Kapitel_01_Erste_Schritte_Information_Aufgabenblatt.docx
@@ -121,6 +121,59 @@
           <w:sz w:val="22"/>
         </w:rPr>
         <w:t>Das Tolle: Python liest sich fast wie Englisch und ist perfekt zum Einsteigen. Du wirst gleich dein erstes Programm schreiben!</w:t>
+      </w:r>
+    </w:p>
+    <w:p>
+      <w:pPr>
+        <w:spacing w:after="160"/>
+        <w:keepNext/>
+      </w:pPr>
+      <w:r>
+        <w:rPr>
+          <w:rFonts w:ascii="Arial" w:hAnsi="Arial" w:eastAsia="Arial"/>
+          <w:b w:val="0"/>
+          <w:i w:val="0"/>
+          <w:sz w:val="22"/>
+        </w:rPr>
+        <w:t xml:space="preserve">Jede Programmiersprache hat feste Schreibregeln. Sie heißen </w:t>
+      </w:r>
+      <w:r>
+        <w:rPr>
+          <w:rFonts w:ascii="Arial" w:hAnsi="Arial" w:eastAsia="Arial"/>
+          <w:b/>
+          <w:i w:val="0"/>
+          <w:color w:val="00344D"/>
+          <w:sz w:val="22"/>
+        </w:rPr>
+        <w:t>Syntax</w:t>
+      </w:r>
+      <w:r>
+        <w:rPr>
+          <w:rFonts w:ascii="Arial" w:hAnsi="Arial" w:eastAsia="Arial"/>
+          <w:b w:val="0"/>
+          <w:i w:val="0"/>
+          <w:sz w:val="22"/>
+        </w:rPr>
+        <w:t xml:space="preserve">. Hältst du dich nicht daran, versteht Python dich nicht und meldet einen </w:t>
+      </w:r>
+      <w:r>
+        <w:rPr>
+          <w:rFonts w:ascii="Arial" w:hAnsi="Arial" w:eastAsia="Arial"/>
+          <w:b/>
+          <w:i w:val="0"/>
+          <w:color w:val="00344D"/>
+          <w:sz w:val="22"/>
+        </w:rPr>
+        <w:t>Syntaxfehler</w:t>
+      </w:r>
+      <w:r>
+        <w:rPr>
+          <w:rFonts w:ascii="Arial" w:hAnsi="Arial" w:eastAsia="Arial"/>
+          <w:b w:val="0"/>
+          <w:i w:val="0"/>
+          <w:sz w:val="22"/>
+        </w:rPr>
+        <w:t>.</w:t>
       </w:r>
     </w:p>
     <w:p>
@@ -816,6 +869,103 @@
           <w:i w:val="0"/>
           <w:sz w:val="22"/>
         </w:rPr>
+        <w:t xml:space="preserve">Noch etwas Praktisches: Alles hinter einem </w:t>
+      </w:r>
+      <w:r>
+        <w:rPr>
+          <w:rFonts w:ascii="Consolas" w:hAnsi="Consolas" w:eastAsia="Consolas"/>
+          <w:b/>
+          <w:i w:val="0"/>
+          <w:color w:val="00344D"/>
+          <w:sz w:val="21"/>
+        </w:rPr>
+        <w:t>#</w:t>
+      </w:r>
+      <w:r>
+        <w:rPr>
+          <w:rFonts w:ascii="Arial" w:hAnsi="Arial" w:eastAsia="Arial"/>
+          <w:b w:val="0"/>
+          <w:i w:val="0"/>
+          <w:sz w:val="22"/>
+        </w:rPr>
+        <w:t xml:space="preserve"> ist ein </w:t>
+      </w:r>
+      <w:r>
+        <w:rPr>
+          <w:rFonts w:ascii="Arial" w:hAnsi="Arial" w:eastAsia="Arial"/>
+          <w:b/>
+          <w:i w:val="0"/>
+          <w:color w:val="00344D"/>
+          <w:sz w:val="22"/>
+        </w:rPr>
+        <w:t>Kommentar</w:t>
+      </w:r>
+      <w:r>
+        <w:rPr>
+          <w:rFonts w:ascii="Arial" w:hAnsi="Arial" w:eastAsia="Arial"/>
+          <w:b w:val="0"/>
+          <w:i w:val="0"/>
+          <w:sz w:val="22"/>
+        </w:rPr>
+        <w:t>. Python führt ihn nicht aus – er ist nur für Menschen gedacht.</w:t>
+      </w:r>
+    </w:p>
+    <w:p>
+      <w:pPr>
+        <w:spacing w:after="200"/>
+        <w:shd w:val="clear" w:color="auto" w:fill="F2F5F7"/>
+      </w:pPr>
+      <w:r>
+        <w:rPr>
+          <w:rFonts w:ascii="Consolas" w:hAnsi="Consolas" w:eastAsia="Consolas"/>
+          <w:b w:val="0"/>
+          <w:i w:val="0"/>
+          <w:color w:val="00344D"/>
+          <w:sz w:val="21"/>
+        </w:rPr>
+        <w:t># Das hier erklärt, was das Programm macht</w:t>
+      </w:r>
+      <w:r>
+        <w:br/>
+      </w:r>
+      <w:r>
+        <w:rPr>
+          <w:rFonts w:ascii="Consolas" w:hAnsi="Consolas" w:eastAsia="Consolas"/>
+          <w:b w:val="0"/>
+          <w:i w:val="0"/>
+          <w:color w:val="00344D"/>
+          <w:sz w:val="21"/>
+        </w:rPr>
+        <w:t>print("Hallo")   # auch hinter Code möglich</w:t>
+      </w:r>
+    </w:p>
+    <w:p>
+      <w:pPr>
+        <w:spacing w:after="160"/>
+        <w:keepNext/>
+      </w:pPr>
+      <w:r>
+        <w:rPr>
+          <w:rFonts w:ascii="Arial" w:hAnsi="Arial" w:eastAsia="Arial"/>
+          <w:b w:val="0"/>
+          <w:i w:val="0"/>
+          <w:sz w:val="22"/>
+        </w:rPr>
+        <w:t>Kommentare helfen dir und anderen, den Code später noch zu verstehen.</w:t>
+      </w:r>
+    </w:p>
+    <w:p>
+      <w:pPr>
+        <w:spacing w:after="160"/>
+        <w:keepNext/>
+      </w:pPr>
+      <w:r>
+        <w:rPr>
+          <w:rFonts w:ascii="Arial" w:hAnsi="Arial" w:eastAsia="Arial"/>
+          <w:b w:val="0"/>
+          <w:i w:val="0"/>
+          <w:sz w:val="22"/>
+        </w:rPr>
         <w:t xml:space="preserve">Du kannst </w:t>
       </w:r>
       <w:r>
